--- a/PSDS3121_Compendium_Dating2046_Wetherby_Aslanian_Yossem-Guy_Shi.docx
+++ b/PSDS3121_Compendium_Dating2046_Wetherby_Aslanian_Yossem-Guy_Shi.docx
@@ -3765,7 +3765,7 @@
     <w:bookmarkEnd w:id="29"/>
     <w:bookmarkEnd w:id="30"/>
     <w:bookmarkEnd w:id="31"/>
-    <w:bookmarkStart w:id="73" w:name="sprint-2-frameworks-scenarios-artifact"/>
+    <w:bookmarkStart w:id="88" w:name="sprint-2-frameworks-scenarios-artifact"/>
     <w:p>
       <w:pPr>
         <w:pStyle w:val="Heading1"/>
@@ -6963,7 +6963,7 @@
       </w:r>
     </w:p>
     <w:bookmarkEnd w:id="68"/>
-    <w:bookmarkStart w:id="72" w:name="appendix-process-notes-group-workflow"/>
+    <w:bookmarkStart w:id="87" w:name="appendix-process-notes-group-workflow"/>
     <w:p>
       <w:pPr>
         <w:pStyle w:val="Heading2"/>
@@ -7173,7 +7173,7 @@
       </w:tr>
     </w:tbl>
     <w:bookmarkEnd w:id="69"/>
-    <w:bookmarkStart w:id="70" w:name="a.2-files-in-the-drive-folder"/>
+    <w:bookmarkStart w:id="85" w:name="a.2-files-in-the-drive-folder"/>
     <w:p>
       <w:pPr>
         <w:pStyle w:val="Heading3"/>
@@ -7190,12 +7190,14 @@
           <w:numId w:val="1016"/>
         </w:numPr>
       </w:pPr>
-      <w:r>
-        <w:rPr>
-          <w:rStyle w:val="VerbatimChar"/>
-        </w:rPr>
-        <w:t xml:space="preserve">_The_Future_Of_2046_Project_Instructions.pdf</w:t>
-      </w:r>
+      <w:hyperlink r:id="rId70">
+        <w:r>
+          <w:rPr>
+            <w:rStyle w:val="VerbatimChar"/>
+          </w:rPr>
+          <w:t xml:space="preserve">_The_Future_Of_2046_Project_Instructions.pdf</w:t>
+        </w:r>
+      </w:hyperlink>
       <w:r>
         <w:t xml:space="preserve"> </w:t>
       </w:r>
@@ -7211,12 +7213,14 @@
           <w:numId w:val="1016"/>
         </w:numPr>
       </w:pPr>
-      <w:r>
-        <w:rPr>
-          <w:rStyle w:val="VerbatimChar"/>
-        </w:rPr>
-        <w:t xml:space="preserve">COMPENDIUM_v3.md</w:t>
-      </w:r>
+      <w:hyperlink r:id="rId71">
+        <w:r>
+          <w:rPr>
+            <w:rStyle w:val="VerbatimChar"/>
+          </w:rPr>
+          <w:t xml:space="preserve">PSDS3121_Compendium_Dating2046_Wetherby_Aslanian_Yossem-Guy_Shi.md</w:t>
+        </w:r>
+      </w:hyperlink>
       <w:r>
         <w:t xml:space="preserve"> </w:t>
       </w:r>
@@ -7226,12 +7230,14 @@
       <w:r>
         <w:t xml:space="preserve"> </w:t>
       </w:r>
-      <w:r>
-        <w:rPr>
-          <w:rStyle w:val="VerbatimChar"/>
-        </w:rPr>
-        <w:t xml:space="preserve">COMPENDIUM_v3.docx</w:t>
-      </w:r>
+      <w:hyperlink r:id="rId72">
+        <w:r>
+          <w:rPr>
+            <w:rStyle w:val="VerbatimChar"/>
+          </w:rPr>
+          <w:t xml:space="preserve">.docx</w:t>
+        </w:r>
+      </w:hyperlink>
       <w:r>
         <w:t xml:space="preserve"> </w:t>
       </w:r>
@@ -7247,12 +7253,14 @@
           <w:numId w:val="1016"/>
         </w:numPr>
       </w:pPr>
-      <w:r>
-        <w:rPr>
-          <w:rStyle w:val="VerbatimChar"/>
-        </w:rPr>
-        <w:t xml:space="preserve">sprint01/</w:t>
-      </w:r>
+      <w:hyperlink r:id="rId73">
+        <w:r>
+          <w:rPr>
+            <w:rStyle w:val="VerbatimChar"/>
+          </w:rPr>
+          <w:t xml:space="preserve">sprint01/</w:t>
+        </w:r>
+      </w:hyperlink>
       <w:r>
         <w:t xml:space="preserve"> </w:t>
       </w:r>
@@ -7268,12 +7276,14 @@
           <w:numId w:val="1017"/>
         </w:numPr>
       </w:pPr>
-      <w:r>
-        <w:rPr>
-          <w:rStyle w:val="VerbatimChar"/>
-        </w:rPr>
-        <w:t xml:space="preserve">signals.md</w:t>
-      </w:r>
+      <w:hyperlink r:id="rId74">
+        <w:r>
+          <w:rPr>
+            <w:rStyle w:val="VerbatimChar"/>
+          </w:rPr>
+          <w:t xml:space="preserve">signals.md</w:t>
+        </w:r>
+      </w:hyperlink>
       <w:r>
         <w:t xml:space="preserve"> </w:t>
       </w:r>
@@ -7289,12 +7299,14 @@
           <w:numId w:val="1017"/>
         </w:numPr>
       </w:pPr>
-      <w:r>
-        <w:rPr>
-          <w:rStyle w:val="VerbatimChar"/>
-        </w:rPr>
-        <w:t xml:space="preserve">steep.md</w:t>
-      </w:r>
+      <w:hyperlink r:id="rId75">
+        <w:r>
+          <w:rPr>
+            <w:rStyle w:val="VerbatimChar"/>
+          </w:rPr>
+          <w:t xml:space="preserve">steep.md</w:t>
+        </w:r>
+      </w:hyperlink>
       <w:r>
         <w:t xml:space="preserve"> </w:t>
       </w:r>
@@ -7310,12 +7322,14 @@
           <w:numId w:val="1017"/>
         </w:numPr>
       </w:pPr>
-      <w:r>
-        <w:rPr>
-          <w:rStyle w:val="VerbatimChar"/>
-        </w:rPr>
-        <w:t xml:space="preserve">bibliography.md</w:t>
-      </w:r>
+      <w:hyperlink r:id="rId76">
+        <w:r>
+          <w:rPr>
+            <w:rStyle w:val="VerbatimChar"/>
+          </w:rPr>
+          <w:t xml:space="preserve">bibliography.md</w:t>
+        </w:r>
+      </w:hyperlink>
       <w:r>
         <w:t xml:space="preserve"> </w:t>
       </w:r>
@@ -7331,59 +7345,19 @@
           <w:numId w:val="1017"/>
         </w:numPr>
       </w:pPr>
-      <w:r>
-        <w:rPr>
-          <w:rStyle w:val="VerbatimChar"/>
-        </w:rPr>
-        <w:t xml:space="preserve">personal_notes.md</w:t>
-      </w:r>
-      <w:r>
-        <w:t xml:space="preserve"> </w:t>
-      </w:r>
-      <w:r>
-        <w:t xml:space="preserve">— working research notes</w:t>
-      </w:r>
-    </w:p>
-    <w:p>
-      <w:pPr>
-        <w:pStyle w:val="Compact"/>
-        <w:numPr>
-          <w:ilvl w:val="1"/>
-          <w:numId w:val="1017"/>
-        </w:numPr>
-      </w:pPr>
-      <w:r>
-        <w:rPr>
-          <w:rStyle w:val="VerbatimChar"/>
-        </w:rPr>
-        <w:t xml:space="preserve">raw_capture/</w:t>
-      </w:r>
+      <w:hyperlink r:id="rId77">
+        <w:r>
+          <w:rPr>
+            <w:rStyle w:val="VerbatimChar"/>
+          </w:rPr>
+          <w:t xml:space="preserve">raw_capture/</w:t>
+        </w:r>
+      </w:hyperlink>
       <w:r>
         <w:t xml:space="preserve"> </w:t>
       </w:r>
       <w:r>
         <w:t xml:space="preserve">— original source files: EU AI Act PDF, UN WPP CSV + summary, UN WUP report, IPCC AR6 SPM, Statista exports</w:t>
-      </w:r>
-    </w:p>
-    <w:p>
-      <w:pPr>
-        <w:pStyle w:val="Compact"/>
-        <w:numPr>
-          <w:ilvl w:val="1"/>
-          <w:numId w:val="1017"/>
-        </w:numPr>
-      </w:pPr>
-      <w:r>
-        <w:rPr>
-          <w:rStyle w:val="VerbatimChar"/>
-        </w:rPr>
-        <w:t xml:space="preserve">photos/statista_2026-04-28/</w:t>
-      </w:r>
-      <w:r>
-        <w:t xml:space="preserve"> </w:t>
-      </w:r>
-      <w:r>
-        <w:t xml:space="preserve">— Statista capture screenshots</w:t>
       </w:r>
     </w:p>
     <w:p>
@@ -7394,12 +7368,14 @@
           <w:numId w:val="1016"/>
         </w:numPr>
       </w:pPr>
-      <w:r>
-        <w:rPr>
-          <w:rStyle w:val="VerbatimChar"/>
-        </w:rPr>
-        <w:t xml:space="preserve">sprint02/</w:t>
-      </w:r>
+      <w:hyperlink r:id="rId78">
+        <w:r>
+          <w:rPr>
+            <w:rStyle w:val="VerbatimChar"/>
+          </w:rPr>
+          <w:t xml:space="preserve">sprint02/</w:t>
+        </w:r>
+      </w:hyperlink>
       <w:r>
         <w:t xml:space="preserve"> </w:t>
       </w:r>
@@ -7415,12 +7391,14 @@
           <w:numId w:val="1018"/>
         </w:numPr>
       </w:pPr>
-      <w:r>
-        <w:rPr>
-          <w:rStyle w:val="VerbatimChar"/>
-        </w:rPr>
-        <w:t xml:space="preserve">Cone_of_Plausibility.md</w:t>
-      </w:r>
+      <w:hyperlink r:id="rId79">
+        <w:r>
+          <w:rPr>
+            <w:rStyle w:val="VerbatimChar"/>
+          </w:rPr>
+          <w:t xml:space="preserve">Cone_of_Plausibility.md</w:t>
+        </w:r>
+      </w:hyperlink>
       <w:r>
         <w:t xml:space="preserve"> </w:t>
       </w:r>
@@ -7436,12 +7414,14 @@
           <w:numId w:val="1018"/>
         </w:numPr>
       </w:pPr>
-      <w:r>
-        <w:rPr>
-          <w:rStyle w:val="VerbatimChar"/>
-        </w:rPr>
-        <w:t xml:space="preserve">futures_wheel_output.md</w:t>
-      </w:r>
+      <w:hyperlink r:id="rId80">
+        <w:r>
+          <w:rPr>
+            <w:rStyle w:val="VerbatimChar"/>
+          </w:rPr>
+          <w:t xml:space="preserve">futures_wheel.md</w:t>
+        </w:r>
+      </w:hyperlink>
       <w:r>
         <w:t xml:space="preserve"> </w:t>
       </w:r>
@@ -7457,12 +7437,14 @@
           <w:numId w:val="1018"/>
         </w:numPr>
       </w:pPr>
-      <w:r>
-        <w:rPr>
-          <w:rStyle w:val="VerbatimChar"/>
-        </w:rPr>
-        <w:t xml:space="preserve">dating_2046_futures_wheel_v7.png</w:t>
-      </w:r>
+      <w:hyperlink r:id="rId81">
+        <w:r>
+          <w:rPr>
+            <w:rStyle w:val="VerbatimChar"/>
+          </w:rPr>
+          <w:t xml:space="preserve">dating_2046_futures_wheel.png</w:t>
+        </w:r>
+      </w:hyperlink>
       <w:r>
         <w:t xml:space="preserve"> </w:t>
       </w:r>
@@ -7472,12 +7454,14 @@
       <w:r>
         <w:t xml:space="preserve"> </w:t>
       </w:r>
-      <w:r>
-        <w:rPr>
-          <w:rStyle w:val="VerbatimChar"/>
-        </w:rPr>
-        <w:t xml:space="preserve">.svg</w:t>
-      </w:r>
+      <w:hyperlink r:id="rId82">
+        <w:r>
+          <w:rPr>
+            <w:rStyle w:val="VerbatimChar"/>
+          </w:rPr>
+          <w:t xml:space="preserve">.svg</w:t>
+        </w:r>
+      </w:hyperlink>
       <w:r>
         <w:t xml:space="preserve"> </w:t>
       </w:r>
@@ -7493,12 +7477,14 @@
           <w:numId w:val="1018"/>
         </w:numPr>
       </w:pPr>
-      <w:r>
-        <w:rPr>
-          <w:rStyle w:val="VerbatimChar"/>
-        </w:rPr>
-        <w:t xml:space="preserve">rapid_forecasting.md</w:t>
-      </w:r>
+      <w:hyperlink r:id="rId83">
+        <w:r>
+          <w:rPr>
+            <w:rStyle w:val="VerbatimChar"/>
+          </w:rPr>
+          <w:t xml:space="preserve">rapid_forecasting.md</w:t>
+        </w:r>
+      </w:hyperlink>
       <w:r>
         <w:t xml:space="preserve"> </w:t>
       </w:r>
@@ -7514,12 +7500,14 @@
           <w:numId w:val="1018"/>
         </w:numPr>
       </w:pPr>
-      <w:r>
-        <w:rPr>
-          <w:rStyle w:val="VerbatimChar"/>
-        </w:rPr>
-        <w:t xml:space="preserve">backcasting.md</w:t>
-      </w:r>
+      <w:hyperlink r:id="rId84">
+        <w:r>
+          <w:rPr>
+            <w:rStyle w:val="VerbatimChar"/>
+          </w:rPr>
+          <w:t xml:space="preserve">backcasting.md</w:t>
+        </w:r>
+      </w:hyperlink>
       <w:r>
         <w:t xml:space="preserve"> </w:t>
       </w:r>
@@ -7527,29 +7515,8 @@
         <w:t xml:space="preserve">— Care Commons backcast</w:t>
       </w:r>
     </w:p>
-    <w:p>
-      <w:pPr>
-        <w:pStyle w:val="Compact"/>
-        <w:numPr>
-          <w:ilvl w:val="0"/>
-          <w:numId w:val="1016"/>
-        </w:numPr>
-      </w:pPr>
-      <w:r>
-        <w:rPr>
-          <w:rStyle w:val="VerbatimChar"/>
-        </w:rPr>
-        <w:t xml:space="preserve">group_miro_board-05092026.pdf</w:t>
-      </w:r>
-      <w:r>
-        <w:t xml:space="preserve"> </w:t>
-      </w:r>
-      <w:r>
-        <w:t xml:space="preserve">— group whiteboard exports.</w:t>
-      </w:r>
-    </w:p>
-    <w:bookmarkEnd w:id="70"/>
-    <w:bookmarkStart w:id="71" w:name="a.3-team-process-note"/>
+    <w:bookmarkEnd w:id="85"/>
+    <w:bookmarkStart w:id="86" w:name="a.3-team-process-note"/>
     <w:p>
       <w:pPr>
         <w:pStyle w:val="Heading3"/>
@@ -7585,9 +7552,9 @@
         <w:t xml:space="preserve">End of Compendium.</w:t>
       </w:r>
     </w:p>
-    <w:bookmarkEnd w:id="71"/>
-    <w:bookmarkEnd w:id="72"/>
-    <w:bookmarkEnd w:id="73"/>
+    <w:bookmarkEnd w:id="86"/>
+    <w:bookmarkEnd w:id="87"/>
+    <w:bookmarkEnd w:id="88"/>
     <w:sectPr>
       <w:footnotePr>
         <w:numRestart w:val="eachSect"/>

--- a/PSDS3121_Compendium_Dating2046_Wetherby_Aslanian_Yossem-Guy_Shi.docx
+++ b/PSDS3121_Compendium_Dating2046_Wetherby_Aslanian_Yossem-Guy_Shi.docx
@@ -4035,7 +4035,7 @@
               <a:graphicData uri="http://schemas.openxmlformats.org/drawingml/2006/picture">
                 <pic:pic>
                   <pic:nvPicPr>
-                    <pic:cNvPr descr="sprint02/dating_2046_futures_wheel_v7.png" id="34" name="Picture"/>
+                    <pic:cNvPr descr="sprint02/dating_2046_futures_wheel.png" id="34" name="Picture"/>
                     <pic:cNvPicPr>
                       <a:picLocks noChangeArrowheads="1" noChangeAspect="1"/>
                     </pic:cNvPicPr>
@@ -6065,7 +6065,7 @@
         <w:pStyle w:val="FirstParagraph"/>
       </w:pPr>
       <w:r>
-        <w:t xml:space="preserve">Connection Club lives in the Projected cone — the Tiered World of 2046.</w:t>
+        <w:t xml:space="preserve">Connection Club lives in the Preposterous cone — the Two-Tier World of 2046, twelve years after the Companion Wars.</w:t>
       </w:r>
     </w:p>
     <w:p>
@@ -6073,7 +6073,7 @@
         <w:pStyle w:val="BodyText"/>
       </w:pPr>
       <w:r>
-        <w:t xml:space="preserve">It is a premium, urban, climate-controlled intimacy product for the upper-tier user in a world where:</w:t>
+        <w:t xml:space="preserve">It is the regulated-tier intimacy product for the upper-tier user in a world where:</w:t>
       </w:r>
     </w:p>
     <w:p>
@@ -6085,7 +6085,7 @@
         </w:numPr>
       </w:pPr>
       <w:r>
-        <w:t xml:space="preserve">The dating-industry revenue wall has forced consolidation into infrastructure-style services (Statista 2026).</w:t>
+        <w:t xml:space="preserve">The dating-industry revenue wall has collapsed the mid-market entirely, leaving a barbell of regulated premium services and gray-market AI companionship (Statista 2026; §2.3.3).</w:t>
       </w:r>
     </w:p>
     <w:p>
@@ -6097,7 +6097,7 @@
         </w:numPr>
       </w:pPr>
       <w:r>
-        <w:t xml:space="preserve">Outdoor dating is seasonally limited under SSP2-4.5 to SSP3-7.0 trajectories (IPCC 2023, SPM Figure SPM.3).</w:t>
+        <w:t xml:space="preserve">Outdoor dating is largely non-viable under SSP3-7.0 trajectories, with 200+ dangerous heat-humidity days per year in target megacities (IPCC 2023, SPM Figure SPM.3).</w:t>
       </w:r>
     </w:p>
     <w:p>
@@ -6109,7 +6109,7 @@
         </w:numPr>
       </w:pPr>
       <w:r>
-        <w:t xml:space="preserve">AI is regulated in some jurisdictions, deregulated in others (Regulation 2024/1689; Bradford 2020).</w:t>
+        <w:t xml:space="preserve">Commercial aviation has been almost entirely eliminated under climate-budget pressure; most users live and die within their region of birth (Plucinska 2025; Dobruszkes, Mattioli, and Gozzoli 2024).</w:t>
       </w:r>
     </w:p>
     <w:p>
@@ -6121,7 +6121,19 @@
         </w:numPr>
       </w:pPr>
       <w:r>
-        <w:t xml:space="preserve">The median user is 35+, often partnered-and-bored, divorced, or widowed (UN World Population Prospects 2024).</w:t>
+        <w:t xml:space="preserve">Post-Companion Wars regulation has classified intimate AI as a restricted category, licensed only in the EU and 47 aligned states under the post-Wars Article 5(3) prohibition on</w:t>
+      </w:r>
+      <w:r>
+        <w:t xml:space="preserve"> </w:t>
+      </w:r>
+      <w:r>
+        <w:t xml:space="preserve">“engineered emotional dependency”</w:t>
+      </w:r>
+      <w:r>
+        <w:t xml:space="preserve"> </w:t>
+      </w:r>
+      <w:r>
+        <w:t xml:space="preserve">(Regulation 2024/1689, as extended; §2.3.3).</w:t>
       </w:r>
     </w:p>
     <w:p>
@@ -6133,7 +6145,19 @@
         </w:numPr>
       </w:pPr>
       <w:r>
-        <w:t xml:space="preserve">Loneliness has been segmented by class rather than solved.</w:t>
+        <w:t xml:space="preserve">The median user is 35+, often partnered-and-bored, divorced, widowed, or among the climate-displaced (UN World Population Prospects 2024).</w:t>
+      </w:r>
+    </w:p>
+    <w:p>
+      <w:pPr>
+        <w:pStyle w:val="Compact"/>
+        <w:numPr>
+          <w:ilvl w:val="0"/>
+          <w:numId w:val="1013"/>
+        </w:numPr>
+      </w:pPr>
+      <w:r>
+        <w:t xml:space="preserve">Loneliness has not been segmented — it has been jurisdictionally and economically partitioned: €600/month regulated facilities on one side, $4/month gray-market AI girlfriends on the other.</w:t>
       </w:r>
     </w:p>
     <w:p>
@@ -6141,7 +6165,7 @@
         <w:pStyle w:val="FirstParagraph"/>
       </w:pPr>
       <w:r>
-        <w:t xml:space="preserve">It is adjacent to the Preferred cone (Care Commons) — the same physical typology, but commercial and stratified rather than public and universal. It is one regulatory shift away from being preferred infrastructure, and one deregulatory shift away from being preposterous gray-market.</w:t>
+        <w:t xml:space="preserve">It is adjacent to the Preferred cone (Care Commons) — the same physical typology, but commercial and stratified rather than public and universal. It sits inside the 12% regulated market share described in §2.3.3, not the 88% gray market — making it the visible, sellable surface of the Two-Tier World.</w:t>
       </w:r>
     </w:p>
     <w:p>
@@ -6172,7 +6196,7 @@
         <w:pStyle w:val="FirstParagraph"/>
       </w:pPr>
       <w:r>
-        <w:t xml:space="preserve">A challenge surfaced at the Sprint 2 review: if the Preposterous cone collapses long-distance mobility, why does the artifact require visiting a physical facility at all? The answer resolves the apparent contradiction and explains why Connection Club’s friction is a feature.</w:t>
+        <w:t xml:space="preserve">A challenge surfaced at the Sprint 2 review: if the Preposterous cone collapses long-distance mobility, why does the artifact require visiting a physical facility at all? The answer resolves the apparent contradiction and explains why Connection Club’s friction is a feature, not a flaw.</w:t>
       </w:r>
     </w:p>
     <w:p>
@@ -6180,7 +6204,7 @@
         <w:pStyle w:val="BodyText"/>
       </w:pPr>
       <w:r>
-        <w:t xml:space="preserve">Air travel contracts under SSP3-7.0 carbon-budget pressure (Plucinska 2025; Dobruszkes, Mattioli, and Gozzoli 2024), but intra-regional mobility persists through expanded rail and local transit. Connection Club facilities are regional infrastructure — accessible within 60–90 minutes of major urban centers, but only within the user’s region of residence. Cross-regional travel for intimacy is no longer possible. Additionally, post-Companion Wars regulation classifies at-home immersive identity systems as too high-risk to license — physical facility deployment, with mandated biometric audit and session logging consistent with Article 27 FRIA logic (Regulation 2024/1689), becomes the only legal channel for regulated intimate AI in jurisdictions following the EU compliance model. The friction of going to a facility is not a usability flaw; it is a regulatory feature. Combined with high-tier membership pricing accessible only to top earners, this physical access requirement becomes part of the stratification the cone reveals: only those who live near a facility and can afford the membership become users. The same friction that protects users in the regulated tier is what locks out users who cannot pay or cannot travel — they default to the gray-market AI companion described in §2.3.3.</w:t>
+        <w:t xml:space="preserve">Air travel contracts to near-elimination under SSP3-7.0 carbon-budget pressure (Plucinska 2025; Dobruszkes, Mattioli, and Gozzoli 2024), but intra-regional mobility persists through expanded rail and local transit. Connection Club facilities are regional infrastructure — accessible within 60–90 minutes of major urban centers, but only within the user’s region of residence. Cross-regional travel for intimacy is no longer possible. Additionally, post-Companion Wars regulation classifies at-home immersive identity systems as too high-risk to license — physical facility deployment, with mandated biometric audit and session logging consistent with Article 27 FRIA logic (Regulation 2024/1689), becomes the only legal channel for regulated intimate AI in jurisdictions following the EU compliance model.</w:t>
       </w:r>
     </w:p>
     <w:p>
@@ -6188,7 +6212,15 @@
         <w:pStyle w:val="BodyText"/>
       </w:pPr>
       <w:r>
-        <w:t xml:space="preserve">This is also why Connection Club is more legible in the Projected cone (Tiered World) than in the Preposterous cone (Two-Tier World): it is the upper tier of a stratified intimacy market — the commercial sibling of Care Commons, not a survival product of the gray market.</w:t>
+        <w:t xml:space="preserve">The friction of going to a facility is not a usability flaw; it is a regulatory feature of the post-Wars licensing regime. Combined with €600/month-tier membership pricing accessible only to top earners, this physical access requirement becomes part of the stratification the cone reveals: only those who live near a facility and can afford the membership become users. The same friction that protects users in the regulated tier is what locks out users who cannot pay or cannot travel — they default to the gray-market AI companion described in §2.3.3.</w:t>
+      </w:r>
+    </w:p>
+    <w:p>
+      <w:pPr>
+        <w:pStyle w:val="BodyText"/>
+      </w:pPr>
+      <w:r>
+        <w:t xml:space="preserve">This is why Connection Club sits inside the Preposterous cone rather than the Projected one (Tiered World): the Projected cone’s stratification is gradient — tiered pricing across a continuous market. The Preposterous cone’s stratification is binary — a regulated 12% above, a gray-market 88% below, with no middle. Connection Club is the visible upper boundary of that binary split, the commercial sibling of Care Commons in a world where the Brussels Effect held only narrowly and the Companion Wars rewrote what could be sold at all.</w:t>
       </w:r>
     </w:p>
     <w:p>

--- a/PSDS3121_Compendium_Dating2046_Wetherby_Aslanian_Yossem-Guy_Shi.docx
+++ b/PSDS3121_Compendium_Dating2046_Wetherby_Aslanian_Yossem-Guy_Shi.docx
@@ -6342,7 +6342,7 @@
         <w:t xml:space="preserve"> </w:t>
       </w:r>
       <w:r>
-        <w:t xml:space="preserve">(Appfigures 2025) is the observable current trend that closes the technical gap: by 2030 the user-side behavior — daily intimate routines with conversational agents — already exists. Connection Club is what happens when those six forces are run forward together under a Projected-cone regulatory regime.</w:t>
+        <w:t xml:space="preserve">(Appfigures 2025) is the observable current trend that closes the technical gap: by 2030 the user-side behavior — daily intimate routines with conversational agents — already exists. Connection Club is what happens when those six forces are run forward together under the Preposterous cone’s post-Companion Wars regulatory regime.</w:t>
       </w:r>
     </w:p>
     <w:p>
@@ -7562,7 +7562,7 @@
         <w:pStyle w:val="FirstParagraph"/>
       </w:pPr>
       <w:r>
-        <w:t xml:space="preserve">Group worked synchronously across Sprint 1 (in-class) and asynchronously across Sprint 2 with multiple live check-ins. Research responsibilities were divided by STEEP dimension; scenario writing and artifact design were collaborative. The artifact (Connection Club) was built in React based on a Figma design and iteratively refined to align with the projected-cone scenario.</w:t>
+        <w:t xml:space="preserve">Group worked synchronously across Sprint 1 (in-class) and asynchronously across Sprint 2 with multiple live check-ins. Research responsibilities were divided by STEEP dimension; scenario writing and artifact design were collaborative. The artifact (Connection Club) was built in React based on a Figma design and iteratively refined to align with the Preposterous cone scenario.</w:t>
       </w:r>
     </w:p>
     <w:p>

--- a/PSDS3121_Compendium_Dating2046_Wetherby_Aslanian_Yossem-Guy_Shi.docx
+++ b/PSDS3121_Compendium_Dating2046_Wetherby_Aslanian_Yossem-Guy_Shi.docx
@@ -2862,23 +2862,7 @@
         <w:t xml:space="preserve"> </w:t>
       </w:r>
       <w:r>
-        <w:t xml:space="preserve">-</w:t>
-      </w:r>
-      <w:r>
-        <w:t xml:space="preserve"> </w:t>
-      </w:r>
-      <w:r>
-        <w:rPr>
-          <w:b/>
-          <w:bCs/>
-        </w:rPr>
-        <w:t xml:space="preserve">Aviation budget pressure:</w:t>
-      </w:r>
-      <w:r>
-        <w:t xml:space="preserve"> </w:t>
-      </w:r>
-      <w:r>
-        <w:t xml:space="preserve">long-haul air services consume a disproportionate share of the 1.5 °C carbon budget (Plucinska 2025; Dobruszkes, Mattioli, and Gozzoli 2024), making cross-regional intimacy a contested climate-policy variable rather than a free background condition.</w:t>
+        <w:t xml:space="preserve">- Aviation budget pressure: long-haul air services consume a disproportionate share of the 1.5 °C carbon budget (Plucinska 2025; Dobruszkes, Mattioli, and Gozzoli 2024; Xue, Chen, and Yu 2025), making cross-regional intimacy a contested climate-policy variable rather than a free background condition.</w:t>
       </w:r>
     </w:p>
     <w:p>
@@ -4017,7 +4001,7 @@
         <w:pStyle w:val="BodyText"/>
       </w:pPr>
       <w:r>
-        <w:t xml:space="preserve">The wheel maps the driver across all three cones. The Connection Club artifact occupies the Preposterous branch, specifically the intersection of node 3 (stratification) and node 6 (aviation collapse + mediated cross-regional intimacy). Climate did not cause the stratification — climate forced the question, and the regulatory answer at each fork decides which cone the wheel resolves into.</w:t>
+        <w:t xml:space="preserve">The wheel maps the driver across all three cones. The Connection Club artifact occupies the Preposterous branch, specifically the intersection of node 3 (stratification) and node 6 (aviation collapse + mediated cross-regional intimacy). Although node 3 (stratification) appears in both Projected and Preposterous cones as a concept — gradient in the former, binary in the latter — the Connection Club artifact specifically instantiates its Preposterous form: the 12% regulated tier sitting above the 88% gray market. Climate did not cause the stratification — climate forced the question, and the regulatory answer at each fork decides which cone the wheel resolves into.</w:t>
       </w:r>
     </w:p>
     <w:bookmarkStart w:id="35" w:name="fig:wheel"/>
@@ -5985,7 +5969,7 @@
         <w:pStyle w:val="FirstParagraph"/>
       </w:pPr>
       <w:r>
-        <w:t xml:space="preserve">Connection Club is a members club designed to restore human connection in a world where political instability, climate constraint on outdoor mobility, and compressed work schedules have made in-person social life increasingly inaccessible (IPCC 2023; Plucinska 2025; Dobruszkes, Mattioli, and Gozzoli 2024). Members enter a physical facility, are placed into a private pod with a full sensory VR headset and haptic suit, and meet others — across the world, but only within their own region of residence — in immersive shared environments. Each user has a persistent avatar built from a full-body scan, updated on every visit. Each lived scenario — a Lisbon café, a Hokkaido onsen, a Tokyo rooftop — runs concurrently, switchable like tabs, with relationships and memories carrying across sessions.</w:t>
+        <w:t xml:space="preserve">Connection Club is a members club designed to restore human connection in a world where post-Companion Wars regulation on intimate AI, near-elimination of commercial aviation, and SSP3-7.0 climate constraint on outdoor mobility have made in-person social life increasingly inaccessible (IPCC 2023; Plucinska 2025; Dobruszkes, Mattioli, and Gozzoli 2024; Regulation 2024/1689, as extended). Members enter a physical facility, are placed into a private pod with a full sensory VR headset and haptic suit, and meet others — across the world, but only within their own region of residence — in immersive shared environments. Each user has a persistent avatar built from a full-body scan, updated on every visit. Each lived scenario — a Lisbon café, a Hokkaido onsen, a Tokyo rooftop — runs concurrently, switchable like tabs, with relationships and memories carrying across sessions.</w:t>
       </w:r>
     </w:p>
     <w:bookmarkEnd w:id="54"/>
@@ -6376,7 +6360,7 @@
         <w:pStyle w:val="FirstParagraph"/>
       </w:pPr>
       <w:r>
-        <w:t xml:space="preserve">The target audience is young to middle-aged adults (21–45) living in dense urban environments — people who are experiencing social isolation despite being constantly</w:t>
+        <w:t xml:space="preserve">The target audience is adults 35 and older living in dense urban environments — divorced, widowed, partnered-and-bored, or climate-displaced — experiencing social isolation despite being constantly</w:t>
       </w:r>
       <w:r>
         <w:t xml:space="preserve"> </w:t>
@@ -6388,7 +6372,7 @@
         <w:t xml:space="preserve"> </w:t>
       </w:r>
       <w:r>
-        <w:t xml:space="preserve">struggling to form meaningful in-person relationships, and feeling the effects of climate restrictions on travel and mobility. This audience is structurally consistent with the cohort data the Compendium documents: the urban share of the global population reaches 68% by 2050 with 90% of growth in Asian and African megacities (UN World Urbanization Prospects 2018); long-haul aviation contracts under climate-budget pressure (Plucinska 2025; Dobruszkes, Mattioli, and Gozzoli 2024); and IPCC AR6 flags mental-health burden from extreme heat and weather events with high confidence (IPCC 2023, SPM A.2.5).</w:t>
+        <w:t xml:space="preserve">struggling to form meaningful in-person relationships, and feeling the effects of climate restrictions on travel and mobility. This audience is structurally consistent with the cohort data the Compendium documents: long-haul aviation contracts under climate-budget pressure (Plucinska 2025; Dobruszkes, Mattioli, and Gozzoli 2024); IPCC AR6 flags mental-health burden from extreme heat and weather events with high confidence (IPCC 2023, SPM A.2.5); and in the post-Companion Wars regulated tier described in §2.3.3, licensed intimate-AI access concentrates in the EU and 47 aligned states with the income to afford it.</w:t>
       </w:r>
     </w:p>
     <w:bookmarkEnd w:id="62"/>
@@ -6524,13 +6508,13 @@
           <w:b/>
           <w:bCs/>
         </w:rPr>
-        <w:t xml:space="preserve">Disclosure (Brussels-aligned jurisdictions):</w:t>
-      </w:r>
-      <w:r>
-        <w:t xml:space="preserve"> </w:t>
-      </w:r>
-      <w:r>
-        <w:t xml:space="preserve">Every AI-mediated element — avatar smoothing, ambient NPCs, conversation prompts — is disclosed at the start of each session per Article 50 of Regulation 2024/1689. In non-aligned jurisdictions this disclosure is optional.</w:t>
+        <w:t xml:space="preserve">Disclosure:</w:t>
+      </w:r>
+      <w:r>
+        <w:t xml:space="preserve"> </w:t>
+      </w:r>
+      <w:r>
+        <w:t xml:space="preserve">Every AI-mediated element — avatar smoothing, ambient NPCs, conversation prompts — is disclosed at the start of each session under Article 50 of Regulation 2024/1689 and the post-Companion Wars Article 5(3) prohibition on engineered emotional dependency. Connection Club operates only in EU and aligned jurisdictions where these disclosures are mandatory; the gray-market alternative described in §2.3.3 operates outside this regulated channel.</w:t>
       </w:r>
     </w:p>
     <w:p>
@@ -6606,7 +6590,7 @@
         </w:numPr>
       </w:pPr>
       <w:r>
-        <w:t xml:space="preserve">Compressed work schedules leave little time for in-person social formation.</w:t>
+        <w:t xml:space="preserve">Elder-care burden and long dating lifespans compress time available for partner search (UN WPP 2024; §1.4.1).</w:t>
       </w:r>
     </w:p>
     <w:p>
